--- a/4 Inventory.docx
+++ b/4 Inventory.docx
@@ -44,10 +44,18 @@
         <w:t>Usually,</w:t>
       </w:r>
       <w:r>
-        <w:t xml:space="preserve"> Alan will present a motivational talk about some facet of the storehouse operation</w:t>
-      </w:r>
-      <w:r>
-        <w:t xml:space="preserve">, and then assign two teams to perform the inventory counting. The tradition has been for </w:t>
+        <w:t xml:space="preserve"> Alan will present a motivational talk about some facet of the storehouse </w:t>
+      </w:r>
+      <w:proofErr w:type="gramStart"/>
+      <w:r>
+        <w:t>operation</w:t>
+      </w:r>
+      <w:r>
+        <w:t>, and</w:t>
+      </w:r>
+      <w:proofErr w:type="gramEnd"/>
+      <w:r>
+        <w:t xml:space="preserve"> then assign two teams to perform the inventory counting. The tradition has been for </w:t>
       </w:r>
       <w:r>
         <w:t xml:space="preserve">a pair’s wife to be the scribe and write in the count for each item, and the </w:t>
@@ -90,11 +98,16 @@
       <w:r>
         <w:t xml:space="preserve">, counting will take much more </w:t>
       </w:r>
+      <w:proofErr w:type="gramStart"/>
       <w:r>
         <w:t>time,</w:t>
       </w:r>
       <w:r>
-        <w:t xml:space="preserve"> and will probably produce incorrect count</w:t>
+        <w:t xml:space="preserve"> and</w:t>
+      </w:r>
+      <w:proofErr w:type="gramEnd"/>
+      <w:r>
+        <w:t xml:space="preserve"> will probably produce incorrect count</w:t>
       </w:r>
       <w:r>
         <w:t>s.</w:t>
@@ -151,7 +164,7 @@
         <w:i/>
         <w:iCs/>
       </w:rPr>
-      <w:t>Don Cannon</w:t>
+      <w:t>Inventory.docx</w:t>
     </w:r>
     <w:r>
       <w:rPr>
@@ -166,7 +179,7 @@
         <w:iCs/>
       </w:rPr>
       <w:tab/>
-      <w:t>Inventory.docx</w:t>
+      <w:t>7-24-2026</w:t>
     </w:r>
   </w:p>
   <w:p>
